--- a/docs/studyguides/introtofactorials.docx
+++ b/docs/studyguides/introtofactorials.docx
@@ -34,7 +34,7 @@
         <w:t xml:space="preserve">The factorial function has many mathematical uses. It is key to many counting questions. This guide outlines what the factorial function is and how you can use it in order to calculate the number of permutations or combinations of things.</w:t>
       </w:r>
     </w:p>
-    <w:bookmarkStart w:id="20" w:name="X7a0013f298c301b35feef0f94b5020bf49c836d"/>
+    <w:bookmarkStart w:id="9" w:name="X7a0013f298c301b35feef0f94b5020bf49c836d"/>
     <w:p>
       <w:pPr>
         <w:pStyle w:val="Heading1"/>
@@ -73,8 +73,8 @@
         <w:t xml:space="preserve">These ideas have many real-life applications. They’re very useful within probability and game theory, often being needed to calculate the likelihood of specific outcomes. You may use these concepts in computer science or cybersecurity, when analyzing algorithms or encryption methods, or within data analysis when selecting samples from a large group.</w:t>
       </w:r>
     </w:p>
-    <w:bookmarkEnd w:id="20"/>
-    <w:bookmarkStart w:id="31" w:name="defining-factorials"/>
+    <w:bookmarkEnd w:id="9"/>
+    <w:bookmarkStart w:id="20" w:name="defining-factorials"/>
     <w:p>
       <w:pPr>
         <w:pStyle w:val="Heading1"/>
@@ -132,18 +132,18 @@
                 <wp:inline>
                   <wp:extent cx="152400" cy="152400"/>
                   <wp:effectExtent b="0" l="0" r="0" t="0"/>
-                  <wp:docPr descr="" title="" id="22" name="Picture"/>
+                  <wp:docPr descr="" title="" id="11" name="Picture"/>
                   <a:graphic>
                     <a:graphicData uri="http://schemas.openxmlformats.org/drawingml/2006/picture">
                       <pic:pic>
                         <pic:nvPicPr>
-                          <pic:cNvPr descr="/Applications/quarto/share/formats/docx/note.png" id="23" name="Picture"/>
+                          <pic:cNvPr descr="/Applications/quarto/share/formats/docx/note.png" id="12" name="Picture"/>
                           <pic:cNvPicPr>
                             <a:picLocks noChangeArrowheads="1" noChangeAspect="1"/>
                           </pic:cNvPicPr>
                         </pic:nvPicPr>
                         <pic:blipFill>
-                          <a:blip r:embed="rId21"/>
+                          <a:blip r:embed="rId10"/>
                           <a:stretch>
                             <a:fillRect/>
                           </a:stretch>
@@ -278,56 +278,60 @@
                   </m:rPr>
                   <m:t>⋅</m:t>
                 </m:r>
-                <m:d>
-                  <m:dPr>
-                    <m:begChr m:val="("/>
-                    <m:sepChr m:val=""/>
-                    <m:endChr m:val=")"/>
-                    <m:grow/>
-                  </m:dPr>
-                  <m:e>
-                    <m:r>
-                      <m:t>n</m:t>
-                    </m:r>
-                    <m:r>
-                      <m:rPr>
-                        <m:sty m:val="p"/>
-                      </m:rPr>
-                      <m:t>−</m:t>
-                    </m:r>
-                    <m:r>
-                      <m:t>1</m:t>
-                    </m:r>
-                  </m:e>
-                </m:d>
+                <m:r>
+                  <m:rPr>
+                    <m:sty m:val="p"/>
+                  </m:rPr>
+                  <m:t>(</m:t>
+                </m:r>
+                <m:r>
+                  <m:t>n</m:t>
+                </m:r>
+                <m:r>
+                  <m:rPr>
+                    <m:sty m:val="p"/>
+                  </m:rPr>
+                  <m:t>−</m:t>
+                </m:r>
+                <m:r>
+                  <m:t>1</m:t>
+                </m:r>
+                <m:r>
+                  <m:rPr>
+                    <m:sty m:val="p"/>
+                  </m:rPr>
+                  <m:t>)</m:t>
+                </m:r>
                 <m:r>
                   <m:rPr>
                     <m:sty m:val="p"/>
                   </m:rPr>
                   <m:t>⋅</m:t>
                 </m:r>
-                <m:d>
-                  <m:dPr>
-                    <m:begChr m:val="("/>
-                    <m:sepChr m:val=""/>
-                    <m:endChr m:val=")"/>
-                    <m:grow/>
-                  </m:dPr>
-                  <m:e>
-                    <m:r>
-                      <m:t>n</m:t>
-                    </m:r>
-                    <m:r>
-                      <m:rPr>
-                        <m:sty m:val="p"/>
-                      </m:rPr>
-                      <m:t>−</m:t>
-                    </m:r>
-                    <m:r>
-                      <m:t>2</m:t>
-                    </m:r>
-                  </m:e>
-                </m:d>
+                <m:r>
+                  <m:rPr>
+                    <m:sty m:val="p"/>
+                  </m:rPr>
+                  <m:t>(</m:t>
+                </m:r>
+                <m:r>
+                  <m:t>n</m:t>
+                </m:r>
+                <m:r>
+                  <m:rPr>
+                    <m:sty m:val="p"/>
+                  </m:rPr>
+                  <m:t>−</m:t>
+                </m:r>
+                <m:r>
+                  <m:t>2</m:t>
+                </m:r>
+                <m:r>
+                  <m:rPr>
+                    <m:sty m:val="p"/>
+                  </m:rPr>
+                  <m:t>)</m:t>
+                </m:r>
                 <m:r>
                   <m:rPr>
                     <m:sty m:val="p"/>
@@ -441,18 +445,18 @@
                 <wp:inline>
                   <wp:extent cx="152400" cy="152400"/>
                   <wp:effectExtent b="0" l="0" r="0" t="0"/>
-                  <wp:docPr descr="" title="" id="24" name="Picture"/>
+                  <wp:docPr descr="" title="" id="13" name="Picture"/>
                   <a:graphic>
                     <a:graphicData uri="http://schemas.openxmlformats.org/drawingml/2006/picture">
                       <pic:pic>
                         <pic:nvPicPr>
-                          <pic:cNvPr descr="/Applications/quarto/share/formats/docx/note.png" id="25" name="Picture"/>
+                          <pic:cNvPr descr="/Applications/quarto/share/formats/docx/note.png" id="14" name="Picture"/>
                           <pic:cNvPicPr>
                             <a:picLocks noChangeArrowheads="1" noChangeAspect="1"/>
                           </pic:cNvPicPr>
                         </pic:nvPicPr>
                         <pic:blipFill>
-                          <a:blip r:embed="rId21"/>
+                          <a:blip r:embed="rId10"/>
                           <a:stretch>
                             <a:fillRect/>
                           </a:stretch>
@@ -760,18 +764,18 @@
                 <wp:inline>
                   <wp:extent cx="152400" cy="152400"/>
                   <wp:effectExtent b="0" l="0" r="0" t="0"/>
-                  <wp:docPr descr="" title="" id="27" name="Picture"/>
+                  <wp:docPr descr="" title="" id="16" name="Picture"/>
                   <a:graphic>
                     <a:graphicData uri="http://schemas.openxmlformats.org/drawingml/2006/picture">
                       <pic:pic>
                         <pic:nvPicPr>
-                          <pic:cNvPr descr="/Applications/quarto/share/formats/docx/warning.png" id="28" name="Picture"/>
+                          <pic:cNvPr descr="/Applications/quarto/share/formats/docx/warning.png" id="17" name="Picture"/>
                           <pic:cNvPicPr>
                             <a:picLocks noChangeArrowheads="1" noChangeAspect="1"/>
                           </pic:cNvPicPr>
                         </pic:nvPicPr>
                         <pic:blipFill>
-                          <a:blip r:embed="rId26"/>
+                          <a:blip r:embed="rId15"/>
                           <a:stretch>
                             <a:fillRect/>
                           </a:stretch>
@@ -1095,18 +1099,18 @@
                 <wp:inline>
                   <wp:extent cx="152400" cy="152400"/>
                   <wp:effectExtent b="0" l="0" r="0" t="0"/>
-                  <wp:docPr descr="" title="" id="29" name="Picture"/>
+                  <wp:docPr descr="" title="" id="18" name="Picture"/>
                   <a:graphic>
                     <a:graphicData uri="http://schemas.openxmlformats.org/drawingml/2006/picture">
                       <pic:pic>
                         <pic:nvPicPr>
-                          <pic:cNvPr descr="/Applications/quarto/share/formats/docx/note.png" id="30" name="Picture"/>
+                          <pic:cNvPr descr="/Applications/quarto/share/formats/docx/note.png" id="19" name="Picture"/>
                           <pic:cNvPicPr>
                             <a:picLocks noChangeArrowheads="1" noChangeAspect="1"/>
                           </pic:cNvPicPr>
                         </pic:nvPicPr>
                         <pic:blipFill>
-                          <a:blip r:embed="rId21"/>
+                          <a:blip r:embed="rId10"/>
                           <a:stretch>
                             <a:fillRect/>
                           </a:stretch>
@@ -1349,8 +1353,8 @@
         <w:t xml:space="preserve">You can notice that when computing factorials, numbers can get large quickly!</w:t>
       </w:r>
     </w:p>
-    <w:bookmarkEnd w:id="31"/>
-    <w:bookmarkStart w:id="38" w:name="defining-permutations"/>
+    <w:bookmarkEnd w:id="20"/>
+    <w:bookmarkStart w:id="27" w:name="defining-permutations"/>
     <w:p>
       <w:pPr>
         <w:pStyle w:val="Heading1"/>
@@ -1450,18 +1454,18 @@
                 <wp:inline>
                   <wp:extent cx="152400" cy="152400"/>
                   <wp:effectExtent b="0" l="0" r="0" t="0"/>
-                  <wp:docPr descr="" title="" id="32" name="Picture"/>
+                  <wp:docPr descr="" title="" id="21" name="Picture"/>
                   <a:graphic>
                     <a:graphicData uri="http://schemas.openxmlformats.org/drawingml/2006/picture">
                       <pic:pic>
                         <pic:nvPicPr>
-                          <pic:cNvPr descr="/Applications/quarto/share/formats/docx/note.png" id="33" name="Picture"/>
+                          <pic:cNvPr descr="/Applications/quarto/share/formats/docx/note.png" id="22" name="Picture"/>
                           <pic:cNvPicPr>
                             <a:picLocks noChangeArrowheads="1" noChangeAspect="1"/>
                           </pic:cNvPicPr>
                         </pic:nvPicPr>
                         <pic:blipFill>
-                          <a:blip r:embed="rId21"/>
+                          <a:blip r:embed="rId10"/>
                           <a:stretch>
                             <a:fillRect/>
                           </a:stretch>
@@ -1614,28 +1618,30 @@
                 <m:r>
                   <m:t>P</m:t>
                 </m:r>
-                <m:d>
-                  <m:dPr>
-                    <m:begChr m:val="("/>
-                    <m:sepChr m:val=""/>
-                    <m:endChr m:val=")"/>
-                    <m:grow/>
-                  </m:dPr>
-                  <m:e>
-                    <m:r>
-                      <m:t>n</m:t>
-                    </m:r>
-                    <m:r>
-                      <m:rPr>
-                        <m:sty m:val="p"/>
-                      </m:rPr>
-                      <m:t>,</m:t>
-                    </m:r>
-                    <m:r>
-                      <m:t>r</m:t>
-                    </m:r>
-                  </m:e>
-                </m:d>
+                <m:r>
+                  <m:rPr>
+                    <m:sty m:val="p"/>
+                  </m:rPr>
+                  <m:t>(</m:t>
+                </m:r>
+                <m:r>
+                  <m:t>n</m:t>
+                </m:r>
+                <m:r>
+                  <m:rPr>
+                    <m:sty m:val="p"/>
+                  </m:rPr>
+                  <m:t>,</m:t>
+                </m:r>
+                <m:r>
+                  <m:t>r</m:t>
+                </m:r>
+                <m:r>
+                  <m:rPr>
+                    <m:sty m:val="p"/>
+                  </m:rPr>
+                  <m:t>)</m:t>
+                </m:r>
                 <m:r>
                   <m:rPr>
                     <m:sty m:val="p"/>
@@ -1658,28 +1664,30 @@
                     </m:r>
                   </m:num>
                   <m:den>
-                    <m:d>
-                      <m:dPr>
-                        <m:begChr m:val="("/>
-                        <m:sepChr m:val=""/>
-                        <m:endChr m:val=")"/>
-                        <m:grow/>
-                      </m:dPr>
-                      <m:e>
-                        <m:r>
-                          <m:t>n</m:t>
-                        </m:r>
-                        <m:r>
-                          <m:rPr>
-                            <m:sty m:val="p"/>
-                          </m:rPr>
-                          <m:t>−</m:t>
-                        </m:r>
-                        <m:r>
-                          <m:t>r</m:t>
-                        </m:r>
-                      </m:e>
-                    </m:d>
+                    <m:r>
+                      <m:rPr>
+                        <m:sty m:val="p"/>
+                      </m:rPr>
+                      <m:t>(</m:t>
+                    </m:r>
+                    <m:r>
+                      <m:t>n</m:t>
+                    </m:r>
+                    <m:r>
+                      <m:rPr>
+                        <m:sty m:val="p"/>
+                      </m:rPr>
+                      <m:t>−</m:t>
+                    </m:r>
+                    <m:r>
+                      <m:t>r</m:t>
+                    </m:r>
+                    <m:r>
+                      <m:rPr>
+                        <m:sty m:val="p"/>
+                      </m:rPr>
+                      <m:t>)</m:t>
+                    </m:r>
                     <m:r>
                       <m:rPr>
                         <m:sty m:val="p"/>
@@ -1708,56 +1716,60 @@
                       </m:rPr>
                       <m:t>⋅</m:t>
                     </m:r>
-                    <m:d>
-                      <m:dPr>
-                        <m:begChr m:val="("/>
-                        <m:sepChr m:val=""/>
-                        <m:endChr m:val=")"/>
-                        <m:grow/>
-                      </m:dPr>
-                      <m:e>
-                        <m:r>
-                          <m:t>n</m:t>
-                        </m:r>
-                        <m:r>
-                          <m:rPr>
-                            <m:sty m:val="p"/>
-                          </m:rPr>
-                          <m:t>−</m:t>
-                        </m:r>
-                        <m:r>
-                          <m:t>1</m:t>
-                        </m:r>
-                      </m:e>
-                    </m:d>
+                    <m:r>
+                      <m:rPr>
+                        <m:sty m:val="p"/>
+                      </m:rPr>
+                      <m:t>(</m:t>
+                    </m:r>
+                    <m:r>
+                      <m:t>n</m:t>
+                    </m:r>
+                    <m:r>
+                      <m:rPr>
+                        <m:sty m:val="p"/>
+                      </m:rPr>
+                      <m:t>−</m:t>
+                    </m:r>
+                    <m:r>
+                      <m:t>1</m:t>
+                    </m:r>
+                    <m:r>
+                      <m:rPr>
+                        <m:sty m:val="p"/>
+                      </m:rPr>
+                      <m:t>)</m:t>
+                    </m:r>
                     <m:r>
                       <m:rPr>
                         <m:sty m:val="p"/>
                       </m:rPr>
                       <m:t>⋅</m:t>
                     </m:r>
-                    <m:d>
-                      <m:dPr>
-                        <m:begChr m:val="("/>
-                        <m:sepChr m:val=""/>
-                        <m:endChr m:val=")"/>
-                        <m:grow/>
-                      </m:dPr>
-                      <m:e>
-                        <m:r>
-                          <m:t>n</m:t>
-                        </m:r>
-                        <m:r>
-                          <m:rPr>
-                            <m:sty m:val="p"/>
-                          </m:rPr>
-                          <m:t>−</m:t>
-                        </m:r>
-                        <m:r>
-                          <m:t>2</m:t>
-                        </m:r>
-                      </m:e>
-                    </m:d>
+                    <m:r>
+                      <m:rPr>
+                        <m:sty m:val="p"/>
+                      </m:rPr>
+                      <m:t>(</m:t>
+                    </m:r>
+                    <m:r>
+                      <m:t>n</m:t>
+                    </m:r>
+                    <m:r>
+                      <m:rPr>
+                        <m:sty m:val="p"/>
+                      </m:rPr>
+                      <m:t>−</m:t>
+                    </m:r>
+                    <m:r>
+                      <m:t>2</m:t>
+                    </m:r>
+                    <m:r>
+                      <m:rPr>
+                        <m:sty m:val="p"/>
+                      </m:rPr>
+                      <m:t>)</m:t>
+                    </m:r>
                     <m:r>
                       <m:rPr>
                         <m:sty m:val="p"/>
@@ -1784,102 +1796,108 @@
                     </m:r>
                   </m:num>
                   <m:den>
-                    <m:d>
-                      <m:dPr>
-                        <m:begChr m:val="("/>
-                        <m:sepChr m:val=""/>
-                        <m:endChr m:val=")"/>
-                        <m:grow/>
-                      </m:dPr>
-                      <m:e>
-                        <m:r>
-                          <m:t>n</m:t>
-                        </m:r>
-                        <m:r>
-                          <m:rPr>
-                            <m:sty m:val="p"/>
-                          </m:rPr>
-                          <m:t>−</m:t>
-                        </m:r>
-                        <m:r>
-                          <m:t>r</m:t>
-                        </m:r>
-                      </m:e>
-                    </m:d>
+                    <m:r>
+                      <m:rPr>
+                        <m:sty m:val="p"/>
+                      </m:rPr>
+                      <m:t>(</m:t>
+                    </m:r>
+                    <m:r>
+                      <m:t>n</m:t>
+                    </m:r>
+                    <m:r>
+                      <m:rPr>
+                        <m:sty m:val="p"/>
+                      </m:rPr>
+                      <m:t>−</m:t>
+                    </m:r>
+                    <m:r>
+                      <m:t>r</m:t>
+                    </m:r>
+                    <m:r>
+                      <m:rPr>
+                        <m:sty m:val="p"/>
+                      </m:rPr>
+                      <m:t>)</m:t>
+                    </m:r>
                     <m:r>
                       <m:rPr>
                         <m:sty m:val="p"/>
                       </m:rPr>
                       <m:t>⋅</m:t>
                     </m:r>
-                    <m:d>
-                      <m:dPr>
-                        <m:begChr m:val="("/>
-                        <m:sepChr m:val=""/>
-                        <m:endChr m:val=")"/>
-                        <m:grow/>
-                      </m:dPr>
-                      <m:e>
-                        <m:r>
-                          <m:t>n</m:t>
-                        </m:r>
-                        <m:r>
-                          <m:rPr>
-                            <m:sty m:val="p"/>
-                          </m:rPr>
-                          <m:t>−</m:t>
-                        </m:r>
-                        <m:r>
-                          <m:t>r</m:t>
-                        </m:r>
-                        <m:r>
-                          <m:rPr>
-                            <m:sty m:val="p"/>
-                          </m:rPr>
-                          <m:t>−</m:t>
-                        </m:r>
-                        <m:r>
-                          <m:t>1</m:t>
-                        </m:r>
-                      </m:e>
-                    </m:d>
+                    <m:r>
+                      <m:rPr>
+                        <m:sty m:val="p"/>
+                      </m:rPr>
+                      <m:t>(</m:t>
+                    </m:r>
+                    <m:r>
+                      <m:t>n</m:t>
+                    </m:r>
+                    <m:r>
+                      <m:rPr>
+                        <m:sty m:val="p"/>
+                      </m:rPr>
+                      <m:t>−</m:t>
+                    </m:r>
+                    <m:r>
+                      <m:t>r</m:t>
+                    </m:r>
+                    <m:r>
+                      <m:rPr>
+                        <m:sty m:val="p"/>
+                      </m:rPr>
+                      <m:t>−</m:t>
+                    </m:r>
+                    <m:r>
+                      <m:t>1</m:t>
+                    </m:r>
+                    <m:r>
+                      <m:rPr>
+                        <m:sty m:val="p"/>
+                      </m:rPr>
+                      <m:t>)</m:t>
+                    </m:r>
                     <m:r>
                       <m:rPr>
                         <m:sty m:val="p"/>
                       </m:rPr>
                       <m:t>⋅</m:t>
                     </m:r>
-                    <m:d>
-                      <m:dPr>
-                        <m:begChr m:val="("/>
-                        <m:sepChr m:val=""/>
-                        <m:endChr m:val=")"/>
-                        <m:grow/>
-                      </m:dPr>
-                      <m:e>
-                        <m:r>
-                          <m:t>n</m:t>
-                        </m:r>
-                        <m:r>
-                          <m:rPr>
-                            <m:sty m:val="p"/>
-                          </m:rPr>
-                          <m:t>−</m:t>
-                        </m:r>
-                        <m:r>
-                          <m:t>r</m:t>
-                        </m:r>
-                        <m:r>
-                          <m:rPr>
-                            <m:sty m:val="p"/>
-                          </m:rPr>
-                          <m:t>−</m:t>
-                        </m:r>
-                        <m:r>
-                          <m:t>2</m:t>
-                        </m:r>
-                      </m:e>
-                    </m:d>
+                    <m:r>
+                      <m:rPr>
+                        <m:sty m:val="p"/>
+                      </m:rPr>
+                      <m:t>(</m:t>
+                    </m:r>
+                    <m:r>
+                      <m:t>n</m:t>
+                    </m:r>
+                    <m:r>
+                      <m:rPr>
+                        <m:sty m:val="p"/>
+                      </m:rPr>
+                      <m:t>−</m:t>
+                    </m:r>
+                    <m:r>
+                      <m:t>r</m:t>
+                    </m:r>
+                    <m:r>
+                      <m:rPr>
+                        <m:sty m:val="p"/>
+                      </m:rPr>
+                      <m:t>−</m:t>
+                    </m:r>
+                    <m:r>
+                      <m:t>2</m:t>
+                    </m:r>
+                    <m:r>
+                      <m:rPr>
+                        <m:sty m:val="p"/>
+                      </m:rPr>
+                      <m:t>)</m:t>
+                    </m:r>
                     <m:r>
                       <m:rPr>
                         <m:sty m:val="p"/>
@@ -2028,28 +2046,30 @@
               <m:r>
                 <m:t>P</m:t>
               </m:r>
-              <m:d>
-                <m:dPr>
-                  <m:begChr m:val="("/>
-                  <m:sepChr m:val=""/>
-                  <m:endChr m:val=")"/>
-                  <m:grow/>
-                </m:dPr>
-                <m:e>
-                  <m:r>
-                    <m:t>n</m:t>
-                  </m:r>
-                  <m:r>
-                    <m:rPr>
-                      <m:sty m:val="p"/>
-                    </m:rPr>
-                    <m:t>,</m:t>
-                  </m:r>
-                  <m:r>
-                    <m:t>r</m:t>
-                  </m:r>
-                </m:e>
-              </m:d>
+              <m:r>
+                <m:rPr>
+                  <m:sty m:val="p"/>
+                </m:rPr>
+                <m:t>(</m:t>
+              </m:r>
+              <m:r>
+                <m:t>n</m:t>
+              </m:r>
+              <m:r>
+                <m:rPr>
+                  <m:sty m:val="p"/>
+                </m:rPr>
+                <m:t>,</m:t>
+              </m:r>
+              <m:r>
+                <m:t>r</m:t>
+              </m:r>
+              <m:r>
+                <m:rPr>
+                  <m:sty m:val="p"/>
+                </m:rPr>
+                <m:t>)</m:t>
+              </m:r>
               <m:r>
                 <m:rPr>
                   <m:sty m:val="p"/>
@@ -2183,18 +2203,18 @@
                 <wp:inline>
                   <wp:extent cx="152400" cy="152400"/>
                   <wp:effectExtent b="0" l="0" r="0" t="0"/>
-                  <wp:docPr descr="" title="" id="34" name="Picture"/>
+                  <wp:docPr descr="" title="" id="23" name="Picture"/>
                   <a:graphic>
                     <a:graphicData uri="http://schemas.openxmlformats.org/drawingml/2006/picture">
                       <pic:pic>
                         <pic:nvPicPr>
-                          <pic:cNvPr descr="/Applications/quarto/share/formats/docx/note.png" id="35" name="Picture"/>
+                          <pic:cNvPr descr="/Applications/quarto/share/formats/docx/note.png" id="24" name="Picture"/>
                           <pic:cNvPicPr>
                             <a:picLocks noChangeArrowheads="1" noChangeAspect="1"/>
                           </pic:cNvPicPr>
                         </pic:nvPicPr>
                         <pic:blipFill>
-                          <a:blip r:embed="rId21"/>
+                          <a:blip r:embed="rId10"/>
                           <a:stretch>
                             <a:fillRect/>
                           </a:stretch>
@@ -2454,28 +2474,30 @@
                 <m:r>
                   <m:t>P</m:t>
                 </m:r>
-                <m:d>
-                  <m:dPr>
-                    <m:begChr m:val="("/>
-                    <m:sepChr m:val=""/>
-                    <m:endChr m:val=")"/>
-                    <m:grow/>
-                  </m:dPr>
-                  <m:e>
-                    <m:r>
-                      <m:t>14</m:t>
-                    </m:r>
-                    <m:r>
-                      <m:rPr>
-                        <m:sty m:val="p"/>
-                      </m:rPr>
-                      <m:t>,</m:t>
-                    </m:r>
-                    <m:r>
-                      <m:t>5</m:t>
-                    </m:r>
-                  </m:e>
-                </m:d>
+                <m:r>
+                  <m:rPr>
+                    <m:sty m:val="p"/>
+                  </m:rPr>
+                  <m:t>(</m:t>
+                </m:r>
+                <m:r>
+                  <m:t>14</m:t>
+                </m:r>
+                <m:r>
+                  <m:rPr>
+                    <m:sty m:val="p"/>
+                  </m:rPr>
+                  <m:t>,</m:t>
+                </m:r>
+                <m:r>
+                  <m:t>5</m:t>
+                </m:r>
+                <m:r>
+                  <m:rPr>
+                    <m:sty m:val="p"/>
+                  </m:rPr>
+                  <m:t>)</m:t>
+                </m:r>
                 <m:r>
                   <m:rPr>
                     <m:sty m:val="p"/>
@@ -2498,28 +2520,30 @@
                     </m:r>
                   </m:num>
                   <m:den>
-                    <m:d>
-                      <m:dPr>
-                        <m:begChr m:val="("/>
-                        <m:sepChr m:val=""/>
-                        <m:endChr m:val=")"/>
-                        <m:grow/>
-                      </m:dPr>
-                      <m:e>
-                        <m:r>
-                          <m:t>14</m:t>
-                        </m:r>
-                        <m:r>
-                          <m:rPr>
-                            <m:sty m:val="p"/>
-                          </m:rPr>
-                          <m:t>−</m:t>
-                        </m:r>
-                        <m:r>
-                          <m:t>5</m:t>
-                        </m:r>
-                      </m:e>
-                    </m:d>
+                    <m:r>
+                      <m:rPr>
+                        <m:sty m:val="p"/>
+                      </m:rPr>
+                      <m:t>(</m:t>
+                    </m:r>
+                    <m:r>
+                      <m:t>14</m:t>
+                    </m:r>
+                    <m:r>
+                      <m:rPr>
+                        <m:sty m:val="p"/>
+                      </m:rPr>
+                      <m:t>−</m:t>
+                    </m:r>
+                    <m:r>
+                      <m:t>5</m:t>
+                    </m:r>
+                    <m:r>
+                      <m:rPr>
+                        <m:sty m:val="p"/>
+                      </m:rPr>
+                      <m:t>)</m:t>
+                    </m:r>
                     <m:r>
                       <m:rPr>
                         <m:sty m:val="p"/>
@@ -2808,18 +2832,18 @@
                 <wp:inline>
                   <wp:extent cx="152400" cy="152400"/>
                   <wp:effectExtent b="0" l="0" r="0" t="0"/>
-                  <wp:docPr descr="" title="" id="36" name="Picture"/>
+                  <wp:docPr descr="" title="" id="25" name="Picture"/>
                   <a:graphic>
                     <a:graphicData uri="http://schemas.openxmlformats.org/drawingml/2006/picture">
                       <pic:pic>
                         <pic:nvPicPr>
-                          <pic:cNvPr descr="/Applications/quarto/share/formats/docx/note.png" id="37" name="Picture"/>
+                          <pic:cNvPr descr="/Applications/quarto/share/formats/docx/note.png" id="26" name="Picture"/>
                           <pic:cNvPicPr>
                             <a:picLocks noChangeArrowheads="1" noChangeAspect="1"/>
                           </pic:cNvPicPr>
                         </pic:nvPicPr>
                         <pic:blipFill>
-                          <a:blip r:embed="rId21"/>
+                          <a:blip r:embed="rId10"/>
                           <a:stretch>
                             <a:fillRect/>
                           </a:stretch>
@@ -2976,28 +3000,30 @@
                 <m:r>
                   <m:t>P</m:t>
                 </m:r>
-                <m:d>
-                  <m:dPr>
-                    <m:begChr m:val="("/>
-                    <m:sepChr m:val=""/>
-                    <m:endChr m:val=")"/>
-                    <m:grow/>
-                  </m:dPr>
-                  <m:e>
-                    <m:r>
-                      <m:t>5</m:t>
-                    </m:r>
-                    <m:r>
-                      <m:rPr>
-                        <m:sty m:val="p"/>
-                      </m:rPr>
-                      <m:t>,</m:t>
-                    </m:r>
-                    <m:r>
-                      <m:t>3</m:t>
-                    </m:r>
-                  </m:e>
-                </m:d>
+                <m:r>
+                  <m:rPr>
+                    <m:sty m:val="p"/>
+                  </m:rPr>
+                  <m:t>(</m:t>
+                </m:r>
+                <m:r>
+                  <m:t>5</m:t>
+                </m:r>
+                <m:r>
+                  <m:rPr>
+                    <m:sty m:val="p"/>
+                  </m:rPr>
+                  <m:t>,</m:t>
+                </m:r>
+                <m:r>
+                  <m:t>3</m:t>
+                </m:r>
+                <m:r>
+                  <m:rPr>
+                    <m:sty m:val="p"/>
+                  </m:rPr>
+                  <m:t>)</m:t>
+                </m:r>
                 <m:r>
                   <m:rPr>
                     <m:sty m:val="p"/>
@@ -3020,28 +3046,30 @@
                     </m:r>
                   </m:num>
                   <m:den>
-                    <m:d>
-                      <m:dPr>
-                        <m:begChr m:val="("/>
-                        <m:sepChr m:val=""/>
-                        <m:endChr m:val=")"/>
-                        <m:grow/>
-                      </m:dPr>
-                      <m:e>
-                        <m:r>
-                          <m:t>5</m:t>
-                        </m:r>
-                        <m:r>
-                          <m:rPr>
-                            <m:sty m:val="p"/>
-                          </m:rPr>
-                          <m:t>−</m:t>
-                        </m:r>
-                        <m:r>
-                          <m:t>3</m:t>
-                        </m:r>
-                      </m:e>
-                    </m:d>
+                    <m:r>
+                      <m:rPr>
+                        <m:sty m:val="p"/>
+                      </m:rPr>
+                      <m:t>(</m:t>
+                    </m:r>
+                    <m:r>
+                      <m:t>5</m:t>
+                    </m:r>
+                    <m:r>
+                      <m:rPr>
+                        <m:sty m:val="p"/>
+                      </m:rPr>
+                      <m:t>−</m:t>
+                    </m:r>
+                    <m:r>
+                      <m:t>3</m:t>
+                    </m:r>
+                    <m:r>
+                      <m:rPr>
+                        <m:sty m:val="p"/>
+                      </m:rPr>
+                      <m:t>)</m:t>
+                    </m:r>
                     <m:r>
                       <m:rPr>
                         <m:sty m:val="p"/>
@@ -3235,8 +3263,8 @@
         </w:tc>
       </w:tr>
     </w:tbl>
-    <w:bookmarkEnd w:id="38"/>
-    <w:bookmarkStart w:id="50" w:name="defining-combinations"/>
+    <w:bookmarkEnd w:id="27"/>
+    <w:bookmarkStart w:id="39" w:name="defining-combinations"/>
     <w:p>
       <w:pPr>
         <w:pStyle w:val="Heading1"/>
@@ -3294,18 +3322,18 @@
                 <wp:inline>
                   <wp:extent cx="152400" cy="152400"/>
                   <wp:effectExtent b="0" l="0" r="0" t="0"/>
-                  <wp:docPr descr="" title="" id="39" name="Picture"/>
+                  <wp:docPr descr="" title="" id="28" name="Picture"/>
                   <a:graphic>
                     <a:graphicData uri="http://schemas.openxmlformats.org/drawingml/2006/picture">
                       <pic:pic>
                         <pic:nvPicPr>
-                          <pic:cNvPr descr="/Applications/quarto/share/formats/docx/note.png" id="40" name="Picture"/>
+                          <pic:cNvPr descr="/Applications/quarto/share/formats/docx/note.png" id="29" name="Picture"/>
                           <pic:cNvPicPr>
                             <a:picLocks noChangeArrowheads="1" noChangeAspect="1"/>
                           </pic:cNvPicPr>
                         </pic:nvPicPr>
                         <pic:blipFill>
-                          <a:blip r:embed="rId21"/>
+                          <a:blip r:embed="rId10"/>
                           <a:stretch>
                             <a:fillRect/>
                           </a:stretch>
@@ -3458,28 +3486,30 @@
                 <m:r>
                   <m:t>C</m:t>
                 </m:r>
-                <m:d>
-                  <m:dPr>
-                    <m:begChr m:val="("/>
-                    <m:sepChr m:val=""/>
-                    <m:endChr m:val=")"/>
-                    <m:grow/>
-                  </m:dPr>
-                  <m:e>
-                    <m:r>
-                      <m:t>n</m:t>
-                    </m:r>
-                    <m:r>
-                      <m:rPr>
-                        <m:sty m:val="p"/>
-                      </m:rPr>
-                      <m:t>,</m:t>
-                    </m:r>
-                    <m:r>
-                      <m:t>k</m:t>
-                    </m:r>
-                  </m:e>
-                </m:d>
+                <m:r>
+                  <m:rPr>
+                    <m:sty m:val="p"/>
+                  </m:rPr>
+                  <m:t>(</m:t>
+                </m:r>
+                <m:r>
+                  <m:t>n</m:t>
+                </m:r>
+                <m:r>
+                  <m:rPr>
+                    <m:sty m:val="p"/>
+                  </m:rPr>
+                  <m:t>,</m:t>
+                </m:r>
+                <m:r>
+                  <m:t>k</m:t>
+                </m:r>
+                <m:r>
+                  <m:rPr>
+                    <m:sty m:val="p"/>
+                  </m:rPr>
+                  <m:t>)</m:t>
+                </m:r>
                 <m:r>
                   <m:rPr>
                     <m:sty m:val="p"/>
@@ -3533,28 +3563,30 @@
                     </m:r>
                   </m:num>
                   <m:den>
-                    <m:d>
-                      <m:dPr>
-                        <m:begChr m:val="("/>
-                        <m:sepChr m:val=""/>
-                        <m:endChr m:val=")"/>
-                        <m:grow/>
-                      </m:dPr>
-                      <m:e>
-                        <m:r>
-                          <m:t>n</m:t>
-                        </m:r>
-                        <m:r>
-                          <m:rPr>
-                            <m:sty m:val="p"/>
-                          </m:rPr>
-                          <m:t>−</m:t>
-                        </m:r>
-                        <m:r>
-                          <m:t>k</m:t>
-                        </m:r>
-                      </m:e>
-                    </m:d>
+                    <m:r>
+                      <m:rPr>
+                        <m:sty m:val="p"/>
+                      </m:rPr>
+                      <m:t>(</m:t>
+                    </m:r>
+                    <m:r>
+                      <m:t>n</m:t>
+                    </m:r>
+                    <m:r>
+                      <m:rPr>
+                        <m:sty m:val="p"/>
+                      </m:rPr>
+                      <m:t>−</m:t>
+                    </m:r>
+                    <m:r>
+                      <m:t>k</m:t>
+                    </m:r>
+                    <m:r>
+                      <m:rPr>
+                        <m:sty m:val="p"/>
+                      </m:rPr>
+                      <m:t>)</m:t>
+                    </m:r>
                     <m:r>
                       <m:rPr>
                         <m:sty m:val="p"/>
@@ -3587,28 +3619,30 @@
                 <m:r>
                   <m:t>C</m:t>
                 </m:r>
-                <m:d>
-                  <m:dPr>
-                    <m:begChr m:val="("/>
-                    <m:sepChr m:val=""/>
-                    <m:endChr m:val=")"/>
-                    <m:grow/>
-                  </m:dPr>
-                  <m:e>
-                    <m:r>
-                      <m:t>n</m:t>
-                    </m:r>
-                    <m:r>
-                      <m:rPr>
-                        <m:sty m:val="p"/>
-                      </m:rPr>
-                      <m:t>,</m:t>
-                    </m:r>
-                    <m:r>
-                      <m:t>k</m:t>
-                    </m:r>
-                  </m:e>
-                </m:d>
+                <m:r>
+                  <m:rPr>
+                    <m:sty m:val="p"/>
+                  </m:rPr>
+                  <m:t>(</m:t>
+                </m:r>
+                <m:r>
+                  <m:t>n</m:t>
+                </m:r>
+                <m:r>
+                  <m:rPr>
+                    <m:sty m:val="p"/>
+                  </m:rPr>
+                  <m:t>,</m:t>
+                </m:r>
+                <m:r>
+                  <m:t>k</m:t>
+                </m:r>
+                <m:r>
+                  <m:rPr>
+                    <m:sty m:val="p"/>
+                  </m:rPr>
+                  <m:t>)</m:t>
+                </m:r>
                 <m:r>
                   <m:rPr>
                     <m:sty m:val="p"/>
@@ -3660,28 +3694,30 @@
                       </m:rPr>
                       <m:t>⋅</m:t>
                     </m:r>
-                    <m:d>
-                      <m:dPr>
-                        <m:begChr m:val="("/>
-                        <m:sepChr m:val=""/>
-                        <m:endChr m:val=")"/>
-                        <m:grow/>
-                      </m:dPr>
-                      <m:e>
-                        <m:r>
-                          <m:t>n</m:t>
-                        </m:r>
-                        <m:r>
-                          <m:rPr>
-                            <m:sty m:val="p"/>
-                          </m:rPr>
-                          <m:t>−</m:t>
-                        </m:r>
-                        <m:r>
-                          <m:t>1</m:t>
-                        </m:r>
-                      </m:e>
-                    </m:d>
+                    <m:r>
+                      <m:rPr>
+                        <m:sty m:val="p"/>
+                      </m:rPr>
+                      <m:t>(</m:t>
+                    </m:r>
+                    <m:r>
+                      <m:t>n</m:t>
+                    </m:r>
+                    <m:r>
+                      <m:rPr>
+                        <m:sty m:val="p"/>
+                      </m:rPr>
+                      <m:t>−</m:t>
+                    </m:r>
+                    <m:r>
+                      <m:t>1</m:t>
+                    </m:r>
+                    <m:r>
+                      <m:rPr>
+                        <m:sty m:val="p"/>
+                      </m:rPr>
+                      <m:t>)</m:t>
+                    </m:r>
                     <m:r>
                       <m:rPr>
                         <m:sty m:val="p"/>
@@ -3700,37 +3736,39 @@
                       </m:rPr>
                       <m:t>⋅</m:t>
                     </m:r>
-                    <m:d>
-                      <m:dPr>
-                        <m:begChr m:val="("/>
-                        <m:sepChr m:val=""/>
-                        <m:endChr m:val=")"/>
-                        <m:grow/>
-                      </m:dPr>
-                      <m:e>
-                        <m:r>
-                          <m:t>n</m:t>
-                        </m:r>
-                        <m:r>
-                          <m:rPr>
-                            <m:sty m:val="p"/>
-                          </m:rPr>
-                          <m:t>−</m:t>
-                        </m:r>
-                        <m:r>
-                          <m:t>k</m:t>
-                        </m:r>
-                        <m:r>
-                          <m:rPr>
-                            <m:sty m:val="p"/>
-                          </m:rPr>
-                          <m:t>+</m:t>
-                        </m:r>
-                        <m:r>
-                          <m:t>1</m:t>
-                        </m:r>
-                      </m:e>
-                    </m:d>
+                    <m:r>
+                      <m:rPr>
+                        <m:sty m:val="p"/>
+                      </m:rPr>
+                      <m:t>(</m:t>
+                    </m:r>
+                    <m:r>
+                      <m:t>n</m:t>
+                    </m:r>
+                    <m:r>
+                      <m:rPr>
+                        <m:sty m:val="p"/>
+                      </m:rPr>
+                      <m:t>−</m:t>
+                    </m:r>
+                    <m:r>
+                      <m:t>k</m:t>
+                    </m:r>
+                    <m:r>
+                      <m:rPr>
+                        <m:sty m:val="p"/>
+                      </m:rPr>
+                      <m:t>+</m:t>
+                    </m:r>
+                    <m:r>
+                      <m:t>1</m:t>
+                    </m:r>
+                    <m:r>
+                      <m:rPr>
+                        <m:sty m:val="p"/>
+                      </m:rPr>
+                      <m:t>)</m:t>
+                    </m:r>
                   </m:num>
                   <m:den>
                     <m:r>
@@ -3742,28 +3780,30 @@
                       </m:rPr>
                       <m:t>⋅</m:t>
                     </m:r>
-                    <m:d>
-                      <m:dPr>
-                        <m:begChr m:val="("/>
-                        <m:sepChr m:val=""/>
-                        <m:endChr m:val=")"/>
-                        <m:grow/>
-                      </m:dPr>
-                      <m:e>
-                        <m:r>
-                          <m:t>k</m:t>
-                        </m:r>
-                        <m:r>
-                          <m:rPr>
-                            <m:sty m:val="p"/>
-                          </m:rPr>
-                          <m:t>−</m:t>
-                        </m:r>
-                        <m:r>
-                          <m:t>1</m:t>
-                        </m:r>
-                      </m:e>
-                    </m:d>
+                    <m:r>
+                      <m:rPr>
+                        <m:sty m:val="p"/>
+                      </m:rPr>
+                      <m:t>(</m:t>
+                    </m:r>
+                    <m:r>
+                      <m:t>k</m:t>
+                    </m:r>
+                    <m:r>
+                      <m:rPr>
+                        <m:sty m:val="p"/>
+                      </m:rPr>
+                      <m:t>−</m:t>
+                    </m:r>
+                    <m:r>
+                      <m:t>1</m:t>
+                    </m:r>
+                    <m:r>
+                      <m:rPr>
+                        <m:sty m:val="p"/>
+                      </m:rPr>
+                      <m:t>)</m:t>
+                    </m:r>
                     <m:r>
                       <m:rPr>
                         <m:sty m:val="p"/>
@@ -4116,18 +4156,18 @@
                 <wp:inline>
                   <wp:extent cx="152400" cy="152400"/>
                   <wp:effectExtent b="0" l="0" r="0" t="0"/>
-                  <wp:docPr descr="" title="" id="41" name="Picture"/>
+                  <wp:docPr descr="" title="" id="30" name="Picture"/>
                   <a:graphic>
                     <a:graphicData uri="http://schemas.openxmlformats.org/drawingml/2006/picture">
                       <pic:pic>
                         <pic:nvPicPr>
-                          <pic:cNvPr descr="/Applications/quarto/share/formats/docx/note.png" id="42" name="Picture"/>
+                          <pic:cNvPr descr="/Applications/quarto/share/formats/docx/note.png" id="31" name="Picture"/>
                           <pic:cNvPicPr>
                             <a:picLocks noChangeArrowheads="1" noChangeAspect="1"/>
                           </pic:cNvPicPr>
                         </pic:nvPicPr>
                         <pic:blipFill>
-                          <a:blip r:embed="rId21"/>
+                          <a:blip r:embed="rId10"/>
                           <a:stretch>
                             <a:fillRect/>
                           </a:stretch>
@@ -4547,28 +4587,30 @@
                     </m:r>
                   </m:num>
                   <m:den>
-                    <m:d>
-                      <m:dPr>
-                        <m:begChr m:val="("/>
-                        <m:sepChr m:val=""/>
-                        <m:endChr m:val=")"/>
-                        <m:grow/>
-                      </m:dPr>
-                      <m:e>
-                        <m:r>
-                          <m:t>5</m:t>
-                        </m:r>
-                        <m:r>
-                          <m:rPr>
-                            <m:sty m:val="p"/>
-                          </m:rPr>
-                          <m:t>−</m:t>
-                        </m:r>
-                        <m:r>
-                          <m:t>3</m:t>
-                        </m:r>
-                      </m:e>
-                    </m:d>
+                    <m:r>
+                      <m:rPr>
+                        <m:sty m:val="p"/>
+                      </m:rPr>
+                      <m:t>(</m:t>
+                    </m:r>
+                    <m:r>
+                      <m:t>5</m:t>
+                    </m:r>
+                    <m:r>
+                      <m:rPr>
+                        <m:sty m:val="p"/>
+                      </m:rPr>
+                      <m:t>−</m:t>
+                    </m:r>
+                    <m:r>
+                      <m:t>3</m:t>
+                    </m:r>
+                    <m:r>
+                      <m:rPr>
+                        <m:sty m:val="p"/>
+                      </m:rPr>
+                      <m:t>)</m:t>
+                    </m:r>
                     <m:r>
                       <m:rPr>
                         <m:sty m:val="p"/>
@@ -4753,18 +4795,18 @@
                 <wp:inline>
                   <wp:extent cx="152400" cy="152400"/>
                   <wp:effectExtent b="0" l="0" r="0" t="0"/>
-                  <wp:docPr descr="" title="" id="43" name="Picture"/>
+                  <wp:docPr descr="" title="" id="32" name="Picture"/>
                   <a:graphic>
                     <a:graphicData uri="http://schemas.openxmlformats.org/drawingml/2006/picture">
                       <pic:pic>
                         <pic:nvPicPr>
-                          <pic:cNvPr descr="/Applications/quarto/share/formats/docx/note.png" id="44" name="Picture"/>
+                          <pic:cNvPr descr="/Applications/quarto/share/formats/docx/note.png" id="33" name="Picture"/>
                           <pic:cNvPicPr>
                             <a:picLocks noChangeArrowheads="1" noChangeAspect="1"/>
                           </pic:cNvPicPr>
                         </pic:nvPicPr>
                         <pic:blipFill>
-                          <a:blip r:embed="rId21"/>
+                          <a:blip r:embed="rId10"/>
                           <a:stretch>
                             <a:fillRect/>
                           </a:stretch>
@@ -5001,28 +5043,30 @@
                       </m:rPr>
                       <m:t>⋅</m:t>
                     </m:r>
-                    <m:d>
-                      <m:dPr>
-                        <m:begChr m:val="("/>
-                        <m:sepChr m:val=""/>
-                        <m:endChr m:val=")"/>
-                        <m:grow/>
-                      </m:dPr>
-                      <m:e>
-                        <m:r>
-                          <m:t>15</m:t>
-                        </m:r>
-                        <m:r>
-                          <m:rPr>
-                            <m:sty m:val="p"/>
-                          </m:rPr>
-                          <m:t>−</m:t>
-                        </m:r>
-                        <m:r>
-                          <m:t>1</m:t>
-                        </m:r>
-                      </m:e>
-                    </m:d>
+                    <m:r>
+                      <m:rPr>
+                        <m:sty m:val="p"/>
+                      </m:rPr>
+                      <m:t>(</m:t>
+                    </m:r>
+                    <m:r>
+                      <m:t>15</m:t>
+                    </m:r>
+                    <m:r>
+                      <m:rPr>
+                        <m:sty m:val="p"/>
+                      </m:rPr>
+                      <m:t>−</m:t>
+                    </m:r>
+                    <m:r>
+                      <m:t>1</m:t>
+                    </m:r>
+                    <m:r>
+                      <m:rPr>
+                        <m:sty m:val="p"/>
+                      </m:rPr>
+                      <m:t>)</m:t>
+                    </m:r>
                     <m:r>
                       <m:rPr>
                         <m:sty m:val="p"/>
@@ -5041,37 +5085,39 @@
                       </m:rPr>
                       <m:t>⋅</m:t>
                     </m:r>
-                    <m:d>
-                      <m:dPr>
-                        <m:begChr m:val="("/>
-                        <m:sepChr m:val=""/>
-                        <m:endChr m:val=")"/>
-                        <m:grow/>
-                      </m:dPr>
-                      <m:e>
-                        <m:r>
-                          <m:t>15</m:t>
-                        </m:r>
-                        <m:r>
-                          <m:rPr>
-                            <m:sty m:val="p"/>
-                          </m:rPr>
-                          <m:t>−</m:t>
-                        </m:r>
-                        <m:r>
-                          <m:t>6</m:t>
-                        </m:r>
-                        <m:r>
-                          <m:rPr>
-                            <m:sty m:val="p"/>
-                          </m:rPr>
-                          <m:t>+</m:t>
-                        </m:r>
-                        <m:r>
-                          <m:t>1</m:t>
-                        </m:r>
-                      </m:e>
-                    </m:d>
+                    <m:r>
+                      <m:rPr>
+                        <m:sty m:val="p"/>
+                      </m:rPr>
+                      <m:t>(</m:t>
+                    </m:r>
+                    <m:r>
+                      <m:t>15</m:t>
+                    </m:r>
+                    <m:r>
+                      <m:rPr>
+                        <m:sty m:val="p"/>
+                      </m:rPr>
+                      <m:t>−</m:t>
+                    </m:r>
+                    <m:r>
+                      <m:t>6</m:t>
+                    </m:r>
+                    <m:r>
+                      <m:rPr>
+                        <m:sty m:val="p"/>
+                      </m:rPr>
+                      <m:t>+</m:t>
+                    </m:r>
+                    <m:r>
+                      <m:t>1</m:t>
+                    </m:r>
+                    <m:r>
+                      <m:rPr>
+                        <m:sty m:val="p"/>
+                      </m:rPr>
+                      <m:t>)</m:t>
+                    </m:r>
                   </m:num>
                   <m:den>
                     <m:r>
@@ -5083,28 +5129,30 @@
                       </m:rPr>
                       <m:t>⋅</m:t>
                     </m:r>
-                    <m:d>
-                      <m:dPr>
-                        <m:begChr m:val="("/>
-                        <m:sepChr m:val=""/>
-                        <m:endChr m:val=")"/>
-                        <m:grow/>
-                      </m:dPr>
-                      <m:e>
-                        <m:r>
-                          <m:t>6</m:t>
-                        </m:r>
-                        <m:r>
-                          <m:rPr>
-                            <m:sty m:val="p"/>
-                          </m:rPr>
-                          <m:t>−</m:t>
-                        </m:r>
-                        <m:r>
-                          <m:t>1</m:t>
-                        </m:r>
-                      </m:e>
-                    </m:d>
+                    <m:r>
+                      <m:rPr>
+                        <m:sty m:val="p"/>
+                      </m:rPr>
+                      <m:t>(</m:t>
+                    </m:r>
+                    <m:r>
+                      <m:t>6</m:t>
+                    </m:r>
+                    <m:r>
+                      <m:rPr>
+                        <m:sty m:val="p"/>
+                      </m:rPr>
+                      <m:t>−</m:t>
+                    </m:r>
+                    <m:r>
+                      <m:t>1</m:t>
+                    </m:r>
+                    <m:r>
+                      <m:rPr>
+                        <m:sty m:val="p"/>
+                      </m:rPr>
+                      <m:t>)</m:t>
+                    </m:r>
                     <m:r>
                       <m:rPr>
                         <m:sty m:val="p"/>
@@ -5370,18 +5418,18 @@
                 <wp:inline>
                   <wp:extent cx="152400" cy="152400"/>
                   <wp:effectExtent b="0" l="0" r="0" t="0"/>
-                  <wp:docPr descr="" title="" id="45" name="Picture"/>
+                  <wp:docPr descr="" title="" id="34" name="Picture"/>
                   <a:graphic>
                     <a:graphicData uri="http://schemas.openxmlformats.org/drawingml/2006/picture">
                       <pic:pic>
                         <pic:nvPicPr>
-                          <pic:cNvPr descr="/Applications/quarto/share/formats/docx/note.png" id="46" name="Picture"/>
+                          <pic:cNvPr descr="/Applications/quarto/share/formats/docx/note.png" id="35" name="Picture"/>
                           <pic:cNvPicPr>
                             <a:picLocks noChangeArrowheads="1" noChangeAspect="1"/>
                           </pic:cNvPicPr>
                         </pic:nvPicPr>
                         <pic:blipFill>
-                          <a:blip r:embed="rId21"/>
+                          <a:blip r:embed="rId10"/>
                           <a:stretch>
                             <a:fillRect/>
                           </a:stretch>
@@ -5565,28 +5613,30 @@
                       </m:rPr>
                       <m:t>⋅</m:t>
                     </m:r>
-                    <m:d>
-                      <m:dPr>
-                        <m:begChr m:val="("/>
-                        <m:sepChr m:val=""/>
-                        <m:endChr m:val=")"/>
-                        <m:grow/>
-                      </m:dPr>
-                      <m:e>
-                        <m:r>
-                          <m:t>15</m:t>
-                        </m:r>
-                        <m:r>
-                          <m:rPr>
-                            <m:sty m:val="p"/>
-                          </m:rPr>
-                          <m:t>−</m:t>
-                        </m:r>
-                        <m:r>
-                          <m:t>1</m:t>
-                        </m:r>
-                      </m:e>
-                    </m:d>
+                    <m:r>
+                      <m:rPr>
+                        <m:sty m:val="p"/>
+                      </m:rPr>
+                      <m:t>(</m:t>
+                    </m:r>
+                    <m:r>
+                      <m:t>15</m:t>
+                    </m:r>
+                    <m:r>
+                      <m:rPr>
+                        <m:sty m:val="p"/>
+                      </m:rPr>
+                      <m:t>−</m:t>
+                    </m:r>
+                    <m:r>
+                      <m:t>1</m:t>
+                    </m:r>
+                    <m:r>
+                      <m:rPr>
+                        <m:sty m:val="p"/>
+                      </m:rPr>
+                      <m:t>)</m:t>
+                    </m:r>
                     <m:r>
                       <m:rPr>
                         <m:sty m:val="p"/>
@@ -5605,37 +5655,39 @@
                       </m:rPr>
                       <m:t>⋅</m:t>
                     </m:r>
-                    <m:d>
-                      <m:dPr>
-                        <m:begChr m:val="("/>
-                        <m:sepChr m:val=""/>
-                        <m:endChr m:val=")"/>
-                        <m:grow/>
-                      </m:dPr>
-                      <m:e>
-                        <m:r>
-                          <m:t>15</m:t>
-                        </m:r>
-                        <m:r>
-                          <m:rPr>
-                            <m:sty m:val="p"/>
-                          </m:rPr>
-                          <m:t>−</m:t>
-                        </m:r>
-                        <m:r>
-                          <m:t>9</m:t>
-                        </m:r>
-                        <m:r>
-                          <m:rPr>
-                            <m:sty m:val="p"/>
-                          </m:rPr>
-                          <m:t>+</m:t>
-                        </m:r>
-                        <m:r>
-                          <m:t>1</m:t>
-                        </m:r>
-                      </m:e>
-                    </m:d>
+                    <m:r>
+                      <m:rPr>
+                        <m:sty m:val="p"/>
+                      </m:rPr>
+                      <m:t>(</m:t>
+                    </m:r>
+                    <m:r>
+                      <m:t>15</m:t>
+                    </m:r>
+                    <m:r>
+                      <m:rPr>
+                        <m:sty m:val="p"/>
+                      </m:rPr>
+                      <m:t>−</m:t>
+                    </m:r>
+                    <m:r>
+                      <m:t>9</m:t>
+                    </m:r>
+                    <m:r>
+                      <m:rPr>
+                        <m:sty m:val="p"/>
+                      </m:rPr>
+                      <m:t>+</m:t>
+                    </m:r>
+                    <m:r>
+                      <m:t>1</m:t>
+                    </m:r>
+                    <m:r>
+                      <m:rPr>
+                        <m:sty m:val="p"/>
+                      </m:rPr>
+                      <m:t>)</m:t>
+                    </m:r>
                   </m:num>
                   <m:den>
                     <m:r>
@@ -5647,28 +5699,30 @@
                       </m:rPr>
                       <m:t>⋅</m:t>
                     </m:r>
-                    <m:d>
-                      <m:dPr>
-                        <m:begChr m:val="("/>
-                        <m:sepChr m:val=""/>
-                        <m:endChr m:val=")"/>
-                        <m:grow/>
-                      </m:dPr>
-                      <m:e>
-                        <m:r>
-                          <m:t>9</m:t>
-                        </m:r>
-                        <m:r>
-                          <m:rPr>
-                            <m:sty m:val="p"/>
-                          </m:rPr>
-                          <m:t>−</m:t>
-                        </m:r>
-                        <m:r>
-                          <m:t>1</m:t>
-                        </m:r>
-                      </m:e>
-                    </m:d>
+                    <m:r>
+                      <m:rPr>
+                        <m:sty m:val="p"/>
+                      </m:rPr>
+                      <m:t>(</m:t>
+                    </m:r>
+                    <m:r>
+                      <m:t>9</m:t>
+                    </m:r>
+                    <m:r>
+                      <m:rPr>
+                        <m:sty m:val="p"/>
+                      </m:rPr>
+                      <m:t>−</m:t>
+                    </m:r>
+                    <m:r>
+                      <m:t>1</m:t>
+                    </m:r>
+                    <m:r>
+                      <m:rPr>
+                        <m:sty m:val="p"/>
+                      </m:rPr>
+                      <m:t>)</m:t>
+                    </m:r>
                     <m:r>
                       <m:rPr>
                         <m:sty m:val="p"/>
@@ -6166,18 +6220,18 @@
                 <wp:inline>
                   <wp:extent cx="152400" cy="152400"/>
                   <wp:effectExtent b="0" l="0" r="0" t="0"/>
-                  <wp:docPr descr="" title="" id="47" name="Picture"/>
+                  <wp:docPr descr="" title="" id="36" name="Picture"/>
                   <a:graphic>
                     <a:graphicData uri="http://schemas.openxmlformats.org/drawingml/2006/picture">
                       <pic:pic>
                         <pic:nvPicPr>
-                          <pic:cNvPr descr="/Applications/quarto/share/formats/docx/note.png" id="48" name="Picture"/>
+                          <pic:cNvPr descr="/Applications/quarto/share/formats/docx/note.png" id="37" name="Picture"/>
                           <pic:cNvPicPr>
                             <a:picLocks noChangeArrowheads="1" noChangeAspect="1"/>
                           </pic:cNvPicPr>
                         </pic:nvPicPr>
                         <pic:blipFill>
-                          <a:blip r:embed="rId21"/>
+                          <a:blip r:embed="rId10"/>
                           <a:stretch>
                             <a:fillRect/>
                           </a:stretch>
@@ -8017,7 +8071,7 @@
       <w:r>
         <w:t xml:space="preserve"> </w:t>
       </w:r>
-      <w:hyperlink r:id="rId49">
+      <w:hyperlink r:id="rId38">
         <w:r>
           <w:rPr>
             <w:rStyle w:val="Hyperlink"/>
@@ -8108,8 +8162,8 @@
         <w:t xml:space="preserve">row of the triangle!</w:t>
       </w:r>
     </w:p>
-    <w:bookmarkEnd w:id="50"/>
-    <w:bookmarkStart w:id="59" w:name="counting-strategies"/>
+    <w:bookmarkEnd w:id="39"/>
+    <w:bookmarkStart w:id="48" w:name="counting-strategies"/>
     <w:p>
       <w:pPr>
         <w:pStyle w:val="Heading1"/>
@@ -8212,18 +8266,18 @@
                 <wp:inline>
                   <wp:extent cx="152400" cy="152400"/>
                   <wp:effectExtent b="0" l="0" r="0" t="0"/>
-                  <wp:docPr descr="" title="" id="51" name="Picture"/>
+                  <wp:docPr descr="" title="" id="40" name="Picture"/>
                   <a:graphic>
                     <a:graphicData uri="http://schemas.openxmlformats.org/drawingml/2006/picture">
                       <pic:pic>
                         <pic:nvPicPr>
-                          <pic:cNvPr descr="/Applications/quarto/share/formats/docx/note.png" id="52" name="Picture"/>
+                          <pic:cNvPr descr="/Applications/quarto/share/formats/docx/note.png" id="41" name="Picture"/>
                           <pic:cNvPicPr>
                             <a:picLocks noChangeArrowheads="1" noChangeAspect="1"/>
                           </pic:cNvPicPr>
                         </pic:nvPicPr>
                         <pic:blipFill>
-                          <a:blip r:embed="rId21"/>
+                          <a:blip r:embed="rId10"/>
                           <a:stretch>
                             <a:fillRect/>
                           </a:stretch>
@@ -8503,18 +8557,18 @@
                 <wp:inline>
                   <wp:extent cx="152400" cy="152400"/>
                   <wp:effectExtent b="0" l="0" r="0" t="0"/>
-                  <wp:docPr descr="" title="" id="53" name="Picture"/>
+                  <wp:docPr descr="" title="" id="42" name="Picture"/>
                   <a:graphic>
                     <a:graphicData uri="http://schemas.openxmlformats.org/drawingml/2006/picture">
                       <pic:pic>
                         <pic:nvPicPr>
-                          <pic:cNvPr descr="/Applications/quarto/share/formats/docx/note.png" id="54" name="Picture"/>
+                          <pic:cNvPr descr="/Applications/quarto/share/formats/docx/note.png" id="43" name="Picture"/>
                           <pic:cNvPicPr>
                             <a:picLocks noChangeArrowheads="1" noChangeAspect="1"/>
                           </pic:cNvPicPr>
                         </pic:nvPicPr>
                         <pic:blipFill>
-                          <a:blip r:embed="rId21"/>
+                          <a:blip r:embed="rId10"/>
                           <a:stretch>
                             <a:fillRect/>
                           </a:stretch>
@@ -9209,18 +9263,18 @@
                 <wp:inline>
                   <wp:extent cx="152400" cy="152400"/>
                   <wp:effectExtent b="0" l="0" r="0" t="0"/>
-                  <wp:docPr descr="" title="" id="55" name="Picture"/>
+                  <wp:docPr descr="" title="" id="44" name="Picture"/>
                   <a:graphic>
                     <a:graphicData uri="http://schemas.openxmlformats.org/drawingml/2006/picture">
                       <pic:pic>
                         <pic:nvPicPr>
-                          <pic:cNvPr descr="/Applications/quarto/share/formats/docx/note.png" id="56" name="Picture"/>
+                          <pic:cNvPr descr="/Applications/quarto/share/formats/docx/note.png" id="45" name="Picture"/>
                           <pic:cNvPicPr>
                             <a:picLocks noChangeArrowheads="1" noChangeAspect="1"/>
                           </pic:cNvPicPr>
                         </pic:nvPicPr>
                         <pic:blipFill>
-                          <a:blip r:embed="rId21"/>
+                          <a:blip r:embed="rId10"/>
                           <a:stretch>
                             <a:fillRect/>
                           </a:stretch>
@@ -9737,18 +9791,18 @@
                 <wp:inline>
                   <wp:extent cx="152400" cy="152400"/>
                   <wp:effectExtent b="0" l="0" r="0" t="0"/>
-                  <wp:docPr descr="" title="" id="57" name="Picture"/>
+                  <wp:docPr descr="" title="" id="46" name="Picture"/>
                   <a:graphic>
                     <a:graphicData uri="http://schemas.openxmlformats.org/drawingml/2006/picture">
                       <pic:pic>
                         <pic:nvPicPr>
-                          <pic:cNvPr descr="/Applications/quarto/share/formats/docx/note.png" id="58" name="Picture"/>
+                          <pic:cNvPr descr="/Applications/quarto/share/formats/docx/note.png" id="47" name="Picture"/>
                           <pic:cNvPicPr>
                             <a:picLocks noChangeArrowheads="1" noChangeAspect="1"/>
                           </pic:cNvPicPr>
                         </pic:nvPicPr>
                         <pic:blipFill>
-                          <a:blip r:embed="rId21"/>
+                          <a:blip r:embed="rId10"/>
                           <a:stretch>
                             <a:fillRect/>
                           </a:stretch>
@@ -9930,28 +9984,30 @@
               <m:r>
                 <m:t>P</m:t>
               </m:r>
-              <m:d>
-                <m:dPr>
-                  <m:begChr m:val="("/>
-                  <m:sepChr m:val=""/>
-                  <m:endChr m:val=")"/>
-                  <m:grow/>
-                </m:dPr>
-                <m:e>
-                  <m:r>
-                    <m:t>6</m:t>
-                  </m:r>
-                  <m:r>
-                    <m:rPr>
-                      <m:sty m:val="p"/>
-                    </m:rPr>
-                    <m:t>,</m:t>
-                  </m:r>
-                  <m:r>
-                    <m:t>4</m:t>
-                  </m:r>
-                </m:e>
-              </m:d>
+              <m:r>
+                <m:rPr>
+                  <m:sty m:val="p"/>
+                </m:rPr>
+                <m:t>(</m:t>
+              </m:r>
+              <m:r>
+                <m:t>6</m:t>
+              </m:r>
+              <m:r>
+                <m:rPr>
+                  <m:sty m:val="p"/>
+                </m:rPr>
+                <m:t>,</m:t>
+              </m:r>
+              <m:r>
+                <m:t>4</m:t>
+              </m:r>
+              <m:r>
+                <m:rPr>
+                  <m:sty m:val="p"/>
+                </m:rPr>
+                <m:t>)</m:t>
+              </m:r>
               <m:r>
                 <m:rPr>
                   <m:sty m:val="p"/>
@@ -10012,8 +10068,8 @@
         </w:tc>
       </w:tr>
     </w:tbl>
-    <w:bookmarkEnd w:id="59"/>
-    <w:bookmarkStart w:id="60" w:name="quick-check-problems"/>
+    <w:bookmarkEnd w:id="48"/>
+    <w:bookmarkStart w:id="49" w:name="quick-check-problems"/>
     <w:p>
       <w:pPr>
         <w:pStyle w:val="Heading1"/>
@@ -10203,8 +10259,8 @@
         <w:t xml:space="preserve">If two items must stay together, they can be treated as a single unit.</w:t>
       </w:r>
     </w:p>
-    <w:bookmarkEnd w:id="60"/>
-    <w:bookmarkStart w:id="64" w:name="further-reading"/>
+    <w:bookmarkEnd w:id="49"/>
+    <w:bookmarkStart w:id="53" w:name="further-reading"/>
     <w:p>
       <w:pPr>
         <w:pStyle w:val="Heading1"/>
@@ -10217,7 +10273,7 @@
       <w:pPr>
         <w:pStyle w:val="FirstParagraph"/>
       </w:pPr>
-      <w:hyperlink r:id="rId61">
+      <w:hyperlink r:id="rId50">
         <w:r>
           <w:rPr>
             <w:rStyle w:val="Hyperlink"/>
@@ -10244,7 +10300,7 @@
         <w:t xml:space="preserve">[Guide: Introduction to the binomial theorem.]</w:t>
       </w:r>
     </w:p>
-    <w:bookmarkStart w:id="63" w:name="version-history"/>
+    <w:bookmarkStart w:id="52" w:name="version-history"/>
     <w:p>
       <w:pPr>
         <w:pStyle w:val="Heading2"/>
@@ -10265,7 +10321,7 @@
       <w:pPr>
         <w:pStyle w:val="BodyText"/>
       </w:pPr>
-      <w:hyperlink r:id="rId62">
+      <w:hyperlink r:id="rId51">
         <w:r>
           <w:rPr>
             <w:rStyle w:val="Hyperlink"/>
@@ -10274,8 +10330,8 @@
         </w:r>
       </w:hyperlink>
     </w:p>
-    <w:bookmarkEnd w:id="63"/>
-    <w:bookmarkEnd w:id="64"/>
+    <w:bookmarkEnd w:id="52"/>
+    <w:bookmarkEnd w:id="53"/>
     <w:sectPr>
       <w:pgSz w:h="15840" w:w="12240"/>
       <w:pgMar w:bottom="1440" w:footer="720" w:gutter="0" w:header="720" w:left="1440" w:right="1440" w:top="1440"/>
